--- a/projects/opensoundorchestra-string-quartets-vol-2/output/press-release.docx
+++ b/projects/opensoundorchestra-string-quartets-vol-2/output/press-release.docx
@@ -109,31 +109,6 @@
     </w:p>
     <w:p>
       <w:pPr>
-        <w:spacing w:after="60"/>
-      </w:pPr>
-      <w:r>
-        <w:rPr>
-          <w:rFonts w:ascii="Arial" w:hAnsi="Arial"/>
-          <w:b/>
-          <w:caps w:val="0"/>
-          <w:color w:val="2E2E2E"/>
-          <w:sz w:val="20"/>
-        </w:rPr>
-        <w:t xml:space="preserve">Страница релиза: </w:t>
-      </w:r>
-      <w:hyperlink r:id="rId11">
-        <w:r>
-          <w:rPr>
-            <w:rFonts w:ascii="Arial" w:hAnsi="Arial"/>
-            <w:color w:val="FF2626"/>
-            <w:sz w:val="20"/>
-          </w:rPr>
-          <w:t>[УТОЧНИТЬ]</w:t>
-        </w:r>
-      </w:hyperlink>
-    </w:p>
-    <w:p>
-      <w:pPr>
         <w:spacing w:after="0"/>
       </w:pPr>
     </w:p>
@@ -146,7 +121,7 @@
           <w:color w:val="2E2E2E"/>
           <w:sz w:val="22"/>
         </w:rPr>
-        <w:t>[УТОЧНИТЬ: дата] на FANCYMUSIC выходит «String Quartets vol. 2» — второй альбом солистов OpensoundOrchestra. Шесть сочинений современных российских композиторов, шесть разных взглядов на жанр струнного квартета: от постминимализма Павла Карманова до мифов Южного Урала и акустических ландшафтов Сибири. Презентация альбома пройдёт 26 ноября в московском ДК «Рассвет».</w:t>
+        <w:t>6 ноября 2026 года на FANCYMUSIC выходит «String Quartets vol. 2» — второй альбом солистов OpensoundOrchestra. Шесть сочинений современных российских композиторов, шесть разных взглядов на жанр струнного квартета: от постминимализма Павла Карманова до мифов Южного Урала и акустических ландшафтов Сибири. Презентация альбома пройдёт 26 ноября в московском ДК «Рассвет».</w:t>
       </w:r>
     </w:p>
     <w:p>
@@ -466,7 +441,7 @@
         </w:rPr>
         <w:t xml:space="preserve">Билеты (1800 ₽): </w:t>
       </w:r>
-      <w:hyperlink r:id="rId12">
+      <w:hyperlink r:id="rId11">
         <w:r>
           <w:rPr>
             <w:rFonts w:ascii="Arial" w:hAnsi="Arial"/>
@@ -501,7 +476,7 @@
           <w:color w:val="2E2E2E"/>
           <w:sz w:val="22"/>
         </w:rPr>
-        <w:t>OpensoundQuartet — квартет солистов OpensoundOrchestra, специальный проект оркестра, который с 2018 года развивается параллельно с ним. Коллектив основали скрипач и дирижёр Станислав Малышев и виолончелистка Ольга Калинова. Название Opensound — метафора разнообразия музыки, которую играет ансамбль.</w:t>
+        <w:t>«OpensoundQuartet» — квартет солистов OpensoundOrchestra, специальный проект оркестра, который с 2018 года развивается параллельно с ним. Коллектив основали скрипач и дирижёр Станислав Малышев и виолончелистка Ольга Калинова. Название Opensound — метафора разнообразия музыки, которую играет ансамбль.</w:t>
       </w:r>
     </w:p>
     <w:p>
@@ -537,7 +512,7 @@
           <w:color w:val="2E2E2E"/>
           <w:sz w:val="22"/>
         </w:rPr>
-        <w:t>OpensoundQuartet участвует в проектах «Броненосец „Потёмкин“» и «Ноты и квоты», в фестивалях «Картинки с выставки» (Нижний Новгород), «Дягилев P. S.» (Санкт-Петербург), Международном фестивале имени Фраучи (Москва), «Московская осень», «Музыка сибирских историй», Sound Up и других. Играл с А. Любимовым, Т. Гринденко, Д. Илларионовым, А. Коробейниковым.</w:t>
+        <w:t>«OpensoundQuartet» участвует в проектах «Броненосец „Потёмкин“» и «Ноты и квоты», в фестивалях «Картинки с выставки» (Нижний Новгород), «Дягилев P. S.» (Санкт-Петербург), Международном фестивале имени Фраучи (Москва), «Московская осень», «Музыка сибирских историй», Sound Up и других. Играл с А. Любимовым, Т. Гринденко, Д. Илларионовым, А. Коробейниковым.</w:t>
       </w:r>
     </w:p>
     <w:p>
@@ -581,7 +556,7 @@
         </w:rPr>
         <w:t xml:space="preserve">Instagram — </w:t>
       </w:r>
-      <w:hyperlink r:id="rId13">
+      <w:hyperlink r:id="rId12">
         <w:r>
           <w:rPr>
             <w:rFonts w:ascii="Arial" w:hAnsi="Arial"/>
@@ -606,7 +581,7 @@
         </w:rPr>
         <w:t xml:space="preserve">Telegram — </w:t>
       </w:r>
-      <w:hyperlink r:id="rId14">
+      <w:hyperlink r:id="rId13">
         <w:r>
           <w:rPr>
             <w:rFonts w:ascii="Arial" w:hAnsi="Arial"/>
@@ -631,7 +606,7 @@
         </w:rPr>
         <w:t xml:space="preserve">VK — </w:t>
       </w:r>
-      <w:hyperlink r:id="rId15">
+      <w:hyperlink r:id="rId14">
         <w:r>
           <w:rPr>
             <w:rFonts w:ascii="Arial" w:hAnsi="Arial"/>
@@ -656,7 +631,7 @@
         </w:rPr>
         <w:t xml:space="preserve">Facebook — </w:t>
       </w:r>
-      <w:hyperlink r:id="rId16">
+      <w:hyperlink r:id="rId15">
         <w:r>
           <w:rPr>
             <w:rFonts w:ascii="Arial" w:hAnsi="Arial"/>
@@ -681,7 +656,7 @@
         </w:rPr>
         <w:t xml:space="preserve">opensoundorchestra.ru — </w:t>
       </w:r>
-      <w:hyperlink r:id="rId17">
+      <w:hyperlink r:id="rId16">
         <w:r>
           <w:rPr>
             <w:rFonts w:ascii="Arial" w:hAnsi="Arial"/>
@@ -748,7 +723,7 @@
         </w:rPr>
         <w:t xml:space="preserve">Instagram — </w:t>
       </w:r>
-      <w:hyperlink r:id="rId18">
+      <w:hyperlink r:id="rId17">
         <w:r>
           <w:rPr>
             <w:rFonts w:ascii="Arial" w:hAnsi="Arial"/>
@@ -773,7 +748,7 @@
         </w:rPr>
         <w:t xml:space="preserve">Telegram — </w:t>
       </w:r>
-      <w:hyperlink r:id="rId19">
+      <w:hyperlink r:id="rId18">
         <w:r>
           <w:rPr>
             <w:rFonts w:ascii="Arial" w:hAnsi="Arial"/>
@@ -798,7 +773,7 @@
         </w:rPr>
         <w:t xml:space="preserve">VK — </w:t>
       </w:r>
-      <w:hyperlink r:id="rId20">
+      <w:hyperlink r:id="rId19">
         <w:r>
           <w:rPr>
             <w:rFonts w:ascii="Arial" w:hAnsi="Arial"/>
@@ -823,7 +798,7 @@
         </w:rPr>
         <w:t xml:space="preserve">Facebook — </w:t>
       </w:r>
-      <w:hyperlink r:id="rId21">
+      <w:hyperlink r:id="rId20">
         <w:r>
           <w:rPr>
             <w:rFonts w:ascii="Arial" w:hAnsi="Arial"/>
@@ -848,7 +823,7 @@
         </w:rPr>
         <w:t xml:space="preserve">YouTube — </w:t>
       </w:r>
-      <w:hyperlink r:id="rId22">
+      <w:hyperlink r:id="rId21">
         <w:r>
           <w:rPr>
             <w:rFonts w:ascii="Arial" w:hAnsi="Arial"/>
@@ -873,7 +848,7 @@
         </w:rPr>
         <w:t xml:space="preserve">fancymusic.ru — </w:t>
       </w:r>
-      <w:hyperlink r:id="rId23">
+      <w:hyperlink r:id="rId22">
         <w:r>
           <w:rPr>
             <w:rFonts w:ascii="Arial" w:hAnsi="Arial"/>
@@ -913,7 +888,7 @@
         </w:rPr>
         <w:t xml:space="preserve">Email: </w:t>
       </w:r>
-      <w:hyperlink r:id="rId24">
+      <w:hyperlink r:id="rId23">
         <w:r>
           <w:rPr>
             <w:rFonts w:ascii="Arial" w:hAnsi="Arial"/>
@@ -938,7 +913,7 @@
         </w:rPr>
         <w:t xml:space="preserve">Telegram: </w:t>
       </w:r>
-      <w:hyperlink r:id="rId25">
+      <w:hyperlink r:id="rId24">
         <w:r>
           <w:rPr>
             <w:rFonts w:ascii="Arial" w:hAnsi="Arial"/>
@@ -961,7 +936,7 @@
           <w:color w:val="6F6F6F"/>
           <w:sz w:val="16"/>
         </w:rPr>
-        <w:t>FANCYMUSIC · Пресс-релиз · [УТОЧНИТЬ]</w:t>
+        <w:t>FANCYMUSIC · Пресс-релиз · 6 ноября 2026</w:t>
       </w:r>
     </w:p>
     <w:sectPr>

--- a/projects/opensoundorchestra-string-quartets-vol-2/output/press-release.docx
+++ b/projects/opensoundorchestra-string-quartets-vol-2/output/press-release.docx
@@ -121,7 +121,7 @@
           <w:color w:val="2E2E2E"/>
           <w:sz w:val="22"/>
         </w:rPr>
-        <w:t>6 ноября 2026 года на FANCYMUSIC выходит «String Quartets vol. 2» — второй альбом солистов OpensoundOrchestra. Шесть сочинений современных российских композиторов, шесть разных взглядов на жанр струнного квартета: от постминимализма Павла Карманова до мифов Южного Урала и акустических ландшафтов Сибири. Презентация альбома пройдёт 26 ноября в московском ДК «Рассвет».</w:t>
+        <w:t>26 ноября в московском ДК «Рассвет» солисты OpensoundOrchestra представят «String Quartets vol. 2» — новый альбом, который выходит на FANCYMUSIC 6 ноября 2026 года. В нём шесть сочинений современных российских композиторов и шесть разных взглядов на жанр струнного квартета: от постминимализма Павла Карманова до мифов Южного Урала и акустических ландшафтов Сибири.</w:t>
       </w:r>
     </w:p>
     <w:p>

--- a/projects/opensoundorchestra-string-quartets-vol-2/output/press-release.docx
+++ b/projects/opensoundorchestra-string-quartets-vol-2/output/press-release.docx
@@ -121,7 +121,7 @@
           <w:color w:val="2E2E2E"/>
           <w:sz w:val="22"/>
         </w:rPr>
-        <w:t>26 ноября в московском ДК «Рассвет» солисты OpensoundOrchestra представят «String Quartets vol. 2» — новый альбом, который выходит на FANCYMUSIC 6 ноября 2026 года. В нём шесть сочинений современных российских композиторов и шесть разных взглядов на жанр струнного квартета: от постминимализма Павла Карманова до мифов Южного Урала и акустических ландшафтов Сибири.</w:t>
+        <w:t>26 ноября в ДК «Рассвет» OpensoundOrchestra представит «String Quartets vol. 2» — второй альбом струнных квартетов на FANCYMUSIC. Альбом выходит 6 ноября 2026 года. В нём шесть сочинений современных российских композиторов и шесть разных взглядов на жанр струнного квартета: от постминимализма Павла Карманова до мифов Южного Урала и акустических ландшафтов Сибири.</w:t>
       </w:r>
     </w:p>
     <w:p>

--- a/projects/opensoundorchestra-string-quartets-vol-2/output/press-release.docx
+++ b/projects/opensoundorchestra-string-quartets-vol-2/output/press-release.docx
@@ -121,7 +121,7 @@
           <w:color w:val="2E2E2E"/>
           <w:sz w:val="22"/>
         </w:rPr>
-        <w:t>26 ноября в ДК «Рассвет» OpensoundOrchestra представит «String Quartets vol. 2» — второй альбом струнных квартетов на FANCYMUSIC. Альбом выходит 6 ноября 2026 года. В нём шесть сочинений современных российских композиторов и шесть разных взглядов на жанр струнного квартета: от постминимализма Павла Карманова до мифов Южного Урала и акустических ландшафтов Сибири.</w:t>
+        <w:t>26 ноября в ДК «Рассвет» OpensoundOrchestra представит «String Quartets vol. 2» — второй альбом струнных квартетов на FANCYMUSIC. В нём шесть сочинений современных российских композиторов и шесть разных взглядов на жанр струнного квартета: от постминимализма Павла Карманова до мифов Южного Урала и акустических ландшафтов Сибири.</w:t>
       </w:r>
     </w:p>
     <w:p>

--- a/projects/opensoundorchestra-string-quartets-vol-2/output/press-release.docx
+++ b/projects/opensoundorchestra-string-quartets-vol-2/output/press-release.docx
@@ -116,13 +116,25 @@
       <w:r>
         <w:rPr>
           <w:rFonts w:ascii="Arial" w:hAnsi="Arial"/>
-          <w:b w:val="0"/>
+          <w:b/>
           <w:caps w:val="0"/>
           <w:color w:val="2E2E2E"/>
-          <w:sz w:val="22"/>
+          <w:sz w:val="26"/>
         </w:rPr>
         <w:t>26 ноября в ДК «Рассвет» OpensoundOrchestra представит «String Quartets vol. 2» — второй альбом струнных квартетов на FANCYMUSIC. В нём шесть сочинений современных российских композиторов и шесть разных взглядов на жанр струнного квартета: от постминимализма Павла Карманова до мифов Южного Урала и акустических ландшафтов Сибири.</w:t>
       </w:r>
+    </w:p>
+    <w:p>
+      <w:hyperlink r:id="rId11">
+        <w:r>
+          <w:rPr>
+            <w:rFonts w:ascii="Arial" w:hAnsi="Arial"/>
+            <w:color w:val="FF2626"/>
+            <w:sz w:val="22"/>
+          </w:rPr>
+          <w:t>Презентация на сайте ДК «Рассвет»</w:t>
+        </w:r>
+      </w:hyperlink>
     </w:p>
     <w:p>
       <w:r>

--- a/projects/opensoundorchestra-string-quartets-vol-2/output/press-release.docx
+++ b/projects/opensoundorchestra-string-quartets-vol-2/output/press-release.docx
@@ -132,7 +132,7 @@
             <w:color w:val="FF2626"/>
             <w:sz w:val="22"/>
           </w:rPr>
-          <w:t>Презентация на сайте ДК «Рассвет»</w:t>
+          <w:t>Ссылка на страницу мероприятия</w:t>
         </w:r>
       </w:hyperlink>
     </w:p>

--- a/projects/opensoundorchestra-string-quartets-vol-2/output/press-release.docx
+++ b/projects/opensoundorchestra-string-quartets-vol-2/output/press-release.docx
@@ -132,7 +132,7 @@
             <w:color w:val="FF2626"/>
             <w:sz w:val="22"/>
           </w:rPr>
-          <w:t>Ссылка на страницу мероприятия</w:t>
+          <w:t>Билеты</w:t>
         </w:r>
       </w:hyperlink>
     </w:p>

--- a/projects/opensoundorchestra-string-quartets-vol-2/output/press-release.docx
+++ b/projects/opensoundorchestra-string-quartets-vol-2/output/press-release.docx
@@ -125,6 +125,9 @@
       </w:r>
     </w:p>
     <w:p>
+      <w:pPr>
+        <w:spacing w:after="320"/>
+      </w:pPr>
       <w:hyperlink r:id="rId11">
         <w:r>
           <w:rPr>
@@ -132,7 +135,7 @@
             <w:color w:val="FF2626"/>
             <w:sz w:val="22"/>
           </w:rPr>
-          <w:t>Билеты</w:t>
+          <w:t>Ссылка на мероприятие</w:t>
         </w:r>
       </w:hyperlink>
     </w:p>

--- a/projects/opensoundorchestra-string-quartets-vol-2/output/press-release.docx
+++ b/projects/opensoundorchestra-string-quartets-vol-2/output/press-release.docx
@@ -444,28 +444,6 @@
         </w:rPr>
         <w:t>В программе вечера — музыкальный сюрприз, который музыканты держат в секрете и представят только тем, кто будет в зале.</w:t>
       </w:r>
-    </w:p>
-    <w:p>
-      <w:r>
-        <w:rPr>
-          <w:rFonts w:ascii="Arial" w:hAnsi="Arial"/>
-          <w:b/>
-          <w:caps w:val="0"/>
-          <w:color w:val="2E2E2E"/>
-          <w:sz w:val="20"/>
-        </w:rPr>
-        <w:t xml:space="preserve">Билеты (1800 ₽): </w:t>
-      </w:r>
-      <w:hyperlink r:id="rId11">
-        <w:r>
-          <w:rPr>
-            <w:rFonts w:ascii="Arial" w:hAnsi="Arial"/>
-            <w:color w:val="FF2626"/>
-            <w:sz w:val="20"/>
-          </w:rPr>
-          <w:t>https://dkrassvet.space/events/quartets/</w:t>
-        </w:r>
-      </w:hyperlink>
     </w:p>
     <w:p>
       <w:pPr>

--- a/projects/opensoundorchestra-string-quartets-vol-2/output/press-release.docx
+++ b/projects/opensoundorchestra-string-quartets-vol-2/output/press-release.docx
@@ -126,7 +126,7 @@
     </w:p>
     <w:p>
       <w:pPr>
-        <w:spacing w:after="320"/>
+        <w:spacing w:before="200" w:after="320"/>
       </w:pPr>
       <w:hyperlink r:id="rId11">
         <w:r>

--- a/projects/opensoundorchestra-string-quartets-vol-2/output/press-release.docx
+++ b/projects/opensoundorchestra-string-quartets-vol-2/output/press-release.docx
@@ -71,7 +71,7 @@
                 <w:color w:val="2E2E2E"/>
                 <w:sz w:val="42"/>
               </w:rPr>
-              <w:t>OpensoundOrchestra — String Quartets vol. 2</w:t>
+              <w:t>OpensoundOrchestra – String Quartets vol. 2</w:t>
             </w:r>
           </w:p>
         </w:tc>
@@ -121,7 +121,7 @@
           <w:color w:val="2E2E2E"/>
           <w:sz w:val="26"/>
         </w:rPr>
-        <w:t>26 ноября в ДК «Рассвет» OpensoundOrchestra представит «String Quartets vol. 2» — второй альбом струнных квартетов на FANCYMUSIC. В нём шесть сочинений современных российских композиторов и шесть разных взглядов на жанр струнного квартета: от постминимализма Павла Карманова до мифов Южного Урала и акустических ландшафтов Сибири.</w:t>
+        <w:t>26 ноября в ДК «Рассвет» OpensoundOrchestra представит «String Quartets vol. 2» – второй альбом струнных квартетов на FANCYMUSIC. В нём шесть сочинений современных российских композиторов и шесть разных взглядов на жанр струнного квартета: от постминимализма Павла Карманова до мифов Южного Урала и акустических ландшафтов Сибири.</w:t>
       </w:r>
     </w:p>
     <w:p>
@@ -148,7 +148,7 @@
           <w:color w:val="2E2E2E"/>
           <w:sz w:val="22"/>
         </w:rPr>
-        <w:t>«String Quartets vol. 2» продолжает антологию современной российской музыки, которую коллектив начал первым альбомом в 2024 году. Программа сложилась в поездках музыкантов по стране — из знакомств и открытий.</w:t>
+        <w:t>«String Quartets vol. 2» продолжает антологию современной российской музыки, которую коллектив начал первым альбомом в 2024 году. Программа сложилась в поездках музыкантов по стране – из знакомств и открытий.</w:t>
       </w:r>
     </w:p>
     <w:p>
@@ -160,7 +160,7 @@
           <w:color w:val="2E2E2E"/>
           <w:sz w:val="22"/>
         </w:rPr>
-        <w:t>В альбом вошли признанные сочинения — постминималистичный «String QuaREtet» Павла Карманова и неоклассика «Fall» Алексея Айги. Рядом с ними музыка, написанная по заказу коллектива: «Пурпурные облака» Юрия Каспарова и «Эхо пяти желаний» — погружение в буддийскую философию от молодого бурятского композитора Анастасии Дружининой, созданное в рамках программы «Ноты и квоты». Электронику для этой пьесы Дружинина сделала сама.</w:t>
+        <w:t>В альбом вошли признанные сочинения – постминималистичный «String QuaREtet» Павла Карманова и неоклассика «Fall» Алексея Айги. Рядом с ними музыка, написанная по заказу коллектива: «Пурпурные облака» Юрия Каспарова и «Эхо пяти желаний» – погружение в буддийскую философию от молодого бурятского композитора Анастасии Дружининой, созданное в рамках программы «Ноты и квоты». Электронику для этой пьесы Дружинина сделала сама.</w:t>
       </w:r>
     </w:p>
     <w:p>
@@ -172,7 +172,7 @@
           <w:color w:val="2E2E2E"/>
           <w:sz w:val="22"/>
         </w:rPr>
-        <w:t>Диапазон альбома — от академического авангарда до архаики. Квартет № 3 «Страна городов» Сергея Зятькова из Сургута обращается к мифологии Южного Урала. «Васюганское болото» екатеринбуржца Дмитрия Мургина сделано на стыке с саунд-дизайном: струнные выстраивают акустический ландшафт Сибири и дыхание «лёгких планеты».</w:t>
+        <w:t>Диапазон альбома – от академического авангарда до архаики. Квартет № 3 «Страна городов» Сергея Зятькова из Сургута обращается к мифологии Южного Урала. «Васюганское болото» екатеринбуржца Дмитрия Мургина сделано на стыке с саунд-дизайном: струнные выстраивают акустический ландшафт Сибири и дыхание «лёгких планеты».</w:t>
       </w:r>
     </w:p>
     <w:p>
@@ -184,19 +184,7 @@
           <w:color w:val="2E2E2E"/>
           <w:sz w:val="22"/>
         </w:rPr>
-        <w:t>Фокус-трек — шестой, «Fall» Алексея Айги: неоклассическая пьеса, которой завершается альбом. Айги — композитор и скрипач, руководитель ансамбля «4'33"», многим известный по музыке к фильму «Страна глухих». Только в этом треке к квартету присоединяется контрабас: в записи играет Сергей Карачун.</w:t>
-      </w:r>
-    </w:p>
-    <w:p>
-      <w:r>
-        <w:rPr>
-          <w:rFonts w:ascii="Arial" w:hAnsi="Arial"/>
-          <w:b w:val="0"/>
-          <w:caps w:val="0"/>
-          <w:color w:val="2E2E2E"/>
-          <w:sz w:val="22"/>
-        </w:rPr>
-        <w:t>Альбом записан в Академии хорового искусства имени В. С. Попова. Запись, сведение и мастеринг — Михаил Спасский.</w:t>
+        <w:t>Альбом записан в Академии хорового искусства имени В. С. Попова. Запись, сведение и мастеринг – Михаил Спасский.</w:t>
       </w:r>
     </w:p>
     <w:p>
@@ -442,7 +430,7 @@
           <w:color w:val="2E2E2E"/>
           <w:sz w:val="22"/>
         </w:rPr>
-        <w:t>В программе вечера — музыкальный сюрприз, который музыканты держат в секрете и представят только тем, кто будет в зале.</w:t>
+        <w:t>В программе вечера – музыкальный сюрприз, который музыканты держат в секрете и представят только тем, кто будет в зале.</w:t>
       </w:r>
     </w:p>
     <w:p>
@@ -469,7 +457,7 @@
           <w:color w:val="2E2E2E"/>
           <w:sz w:val="22"/>
         </w:rPr>
-        <w:t>«OpensoundQuartet» — квартет солистов OpensoundOrchestra, специальный проект оркестра, который с 2018 года развивается параллельно с ним. Коллектив основали скрипач и дирижёр Станислав Малышев и виолончелистка Ольга Калинова. Название Opensound — метафора разнообразия музыки, которую играет ансамбль.</w:t>
+        <w:t>«OpensoundQuartet» – квартет солистов OpensoundOrchestra, специальный проект оркестра, который с 2018 года развивается параллельно с ним. Коллектив основали скрипач и дирижёр Станислав Малышев и виолончелистка Ольга Калинова. Название Opensound – метафора разнообразия музыки, которую играет ансамбль.</w:t>
       </w:r>
     </w:p>
     <w:p>
@@ -481,7 +469,7 @@
           <w:color w:val="2E2E2E"/>
           <w:sz w:val="22"/>
         </w:rPr>
-        <w:t>В репертуаре квартета в основном музыка российских и зарубежных композиторов XX–XXI веков: сочинения, ставшие классикой современной академической музыки, звучат рядом с премьерами. Одно из главных направлений — музыка композиторов из разных регионов России, с вниманием к молодым авторам. Квартет регулярно заказывает новые сочинения и играет их по всей стране — в Санкт-Петербурге, Казани, Перми, Петрозаводске, Нижнем Новгороде, Воронеже, Туле, Тобольске, Сургуте, Хабаровске, Петропавловске-Камчатском и других городах.</w:t>
+        <w:t>В репертуаре квартета в основном музыка российских и зарубежных композиторов XX–XXI веков: сочинения, ставшие классикой современной академической музыки, звучат рядом с премьерами. Одно из главных направлений – музыка композиторов из разных регионов России, с вниманием к молодым авторам. Квартет регулярно заказывает новые сочинения и играет их по всей стране – в Санкт-Петербурге, Казани, Перми, Петрозаводске, Нижнем Новгороде, Воронеже, Туле, Тобольске, Сургуте, Хабаровске, Петропавловске-Камчатском и других городах.</w:t>
       </w:r>
     </w:p>
     <w:p>
@@ -493,7 +481,7 @@
           <w:color w:val="2E2E2E"/>
           <w:sz w:val="22"/>
         </w:rPr>
-        <w:t>Коллектив строит долгие концертные циклы-антологии. В сезоне 2023–2024 годов в ДК «Рассвет» квартет в семи концертах сыграл все 15 струнных квартетов Шостаковича рядом с музыкой его современников — Шебалина, Лигети, Пендерецкого, Шнитке, Лютославского, Головина и других. В сезоне 2024–2025 годов там же прозвучали все шесть квартетов Бартока, а рядом с ними — сочинения Бетховена и Брамса, Р. Штрауса и Дебюсси, Берга и Денисова.</w:t>
+        <w:t>Коллектив строит долгие концертные циклы-антологии. В сезоне 2023–2024 годов в ДК «Рассвет» квартет в семи концертах сыграл все 15 струнных квартетов Шостаковича рядом с музыкой его современников – Шебалина, Лигети, Пендерецкого, Шнитке, Лютославского, Головина и других. В сезоне 2024–2025 годов там же прозвучали все шесть квартетов Бартока, а рядом с ними – сочинения Бетховена и Брамса, Р. Штрауса и Дебюсси, Берга и Денисова.</w:t>
       </w:r>
     </w:p>
     <w:p>
@@ -547,7 +535,7 @@
           <w:color w:val="2E2E2E"/>
           <w:sz w:val="20"/>
         </w:rPr>
-        <w:t xml:space="preserve">Instagram — </w:t>
+        <w:t xml:space="preserve">Instagram – </w:t>
       </w:r>
       <w:hyperlink r:id="rId12">
         <w:r>
@@ -572,7 +560,7 @@
           <w:color w:val="2E2E2E"/>
           <w:sz w:val="20"/>
         </w:rPr>
-        <w:t xml:space="preserve">Telegram — </w:t>
+        <w:t xml:space="preserve">Telegram – </w:t>
       </w:r>
       <w:hyperlink r:id="rId13">
         <w:r>
@@ -597,7 +585,7 @@
           <w:color w:val="2E2E2E"/>
           <w:sz w:val="20"/>
         </w:rPr>
-        <w:t xml:space="preserve">VK — </w:t>
+        <w:t xml:space="preserve">VK – </w:t>
       </w:r>
       <w:hyperlink r:id="rId14">
         <w:r>
@@ -622,7 +610,7 @@
           <w:color w:val="2E2E2E"/>
           <w:sz w:val="20"/>
         </w:rPr>
-        <w:t xml:space="preserve">Facebook — </w:t>
+        <w:t xml:space="preserve">Facebook – </w:t>
       </w:r>
       <w:hyperlink r:id="rId15">
         <w:r>
@@ -647,7 +635,7 @@
           <w:color w:val="2E2E2E"/>
           <w:sz w:val="20"/>
         </w:rPr>
-        <w:t xml:space="preserve">opensoundorchestra.ru — </w:t>
+        <w:t xml:space="preserve">opensoundorchestra.ru – </w:t>
       </w:r>
       <w:hyperlink r:id="rId16">
         <w:r>
@@ -684,7 +672,7 @@
           <w:color w:val="2E2E2E"/>
           <w:sz w:val="22"/>
         </w:rPr>
-        <w:t>FANCYMUSIC — музыкальный рекорд-лейбл, направленный на издание новой актуальной русской музыки различных направлений. Это свободная платформа для широкого спектра современных российских композиторов и музыкантов, а также основа для появления новых имён.</w:t>
+        <w:t>FANCYMUSIC – музыкальный рекорд-лейбл, направленный на издание новой актуальной русской музыки различных направлений. Это свободная платформа для широкого спектра современных российских композиторов и музыкантов, а также основа для появления новых имён.</w:t>
       </w:r>
     </w:p>
     <w:p>
@@ -714,7 +702,7 @@
           <w:color w:val="2E2E2E"/>
           <w:sz w:val="20"/>
         </w:rPr>
-        <w:t xml:space="preserve">Instagram — </w:t>
+        <w:t xml:space="preserve">Instagram – </w:t>
       </w:r>
       <w:hyperlink r:id="rId17">
         <w:r>
@@ -739,7 +727,7 @@
           <w:color w:val="2E2E2E"/>
           <w:sz w:val="20"/>
         </w:rPr>
-        <w:t xml:space="preserve">Telegram — </w:t>
+        <w:t xml:space="preserve">Telegram – </w:t>
       </w:r>
       <w:hyperlink r:id="rId18">
         <w:r>
@@ -764,7 +752,7 @@
           <w:color w:val="2E2E2E"/>
           <w:sz w:val="20"/>
         </w:rPr>
-        <w:t xml:space="preserve">VK — </w:t>
+        <w:t xml:space="preserve">VK – </w:t>
       </w:r>
       <w:hyperlink r:id="rId19">
         <w:r>
@@ -789,7 +777,7 @@
           <w:color w:val="2E2E2E"/>
           <w:sz w:val="20"/>
         </w:rPr>
-        <w:t xml:space="preserve">Facebook — </w:t>
+        <w:t xml:space="preserve">Facebook – </w:t>
       </w:r>
       <w:hyperlink r:id="rId20">
         <w:r>
@@ -814,7 +802,7 @@
           <w:color w:val="2E2E2E"/>
           <w:sz w:val="20"/>
         </w:rPr>
-        <w:t xml:space="preserve">YouTube — </w:t>
+        <w:t xml:space="preserve">YouTube – </w:t>
       </w:r>
       <w:hyperlink r:id="rId21">
         <w:r>
@@ -839,7 +827,7 @@
           <w:color w:val="2E2E2E"/>
           <w:sz w:val="20"/>
         </w:rPr>
-        <w:t xml:space="preserve">fancymusic.ru — </w:t>
+        <w:t xml:space="preserve">fancymusic.ru – </w:t>
       </w:r>
       <w:hyperlink r:id="rId22">
         <w:r>

--- a/projects/opensoundorchestra-string-quartets-vol-2/output/press-release.docx
+++ b/projects/opensoundorchestra-string-quartets-vol-2/output/press-release.docx
@@ -419,18 +419,6 @@
           <w:sz w:val="20"/>
         </w:rPr>
         <w:t>Ольга Калинова, виолончель</w:t>
-      </w:r>
-    </w:p>
-    <w:p>
-      <w:r>
-        <w:rPr>
-          <w:rFonts w:ascii="Arial" w:hAnsi="Arial"/>
-          <w:b w:val="0"/>
-          <w:caps w:val="0"/>
-          <w:color w:val="2E2E2E"/>
-          <w:sz w:val="22"/>
-        </w:rPr>
-        <w:t>В программе вечера – музыкальный сюрприз, который музыканты держат в секрете и представят только тем, кто будет в зале.</w:t>
       </w:r>
     </w:p>
     <w:p>

--- a/projects/opensoundorchestra-string-quartets-vol-2/output/press-release.docx
+++ b/projects/opensoundorchestra-string-quartets-vol-2/output/press-release.docx
@@ -855,6 +855,21 @@
           <w:color w:val="2E2E2E"/>
           <w:sz w:val="20"/>
         </w:rPr>
+        <w:t>Мария, менеджер OpensoundOrchestra</w:t>
+      </w:r>
+    </w:p>
+    <w:p>
+      <w:pPr>
+        <w:spacing w:after="40"/>
+      </w:pPr>
+      <w:r>
+        <w:rPr>
+          <w:rFonts w:ascii="Arial" w:hAnsi="Arial"/>
+          <w:b/>
+          <w:caps w:val="0"/>
+          <w:color w:val="2E2E2E"/>
+          <w:sz w:val="20"/>
+        </w:rPr>
         <w:t xml:space="preserve">Email: </w:t>
       </w:r>
       <w:hyperlink r:id="rId23">
@@ -864,7 +879,7 @@
             <w:color w:val="FF2626"/>
             <w:sz w:val="20"/>
           </w:rPr>
-          <w:t>mail@fancymusic.ru</w:t>
+          <w:t>maryfomichenko@yandex.ru</w:t>
         </w:r>
       </w:hyperlink>
     </w:p>
@@ -889,7 +904,7 @@
             <w:color w:val="FF2626"/>
             <w:sz w:val="20"/>
           </w:rPr>
-          <w:t>@s_krasin</w:t>
+          <w:t>@Maria_Fomichenko</w:t>
         </w:r>
       </w:hyperlink>
     </w:p>
